--- a/fuentes/CF3_52450478_DI.docx
+++ b/fuentes/CF3_52450478_DI.docx
@@ -2712,7 +2712,8 @@
             </w:pPr>
             <w:r>
               <w:rPr>
-                <w:b/>
+                <w:b w:val="1"/>
+                <w:bCs w:val="1"/>
                 <w:noProof/>
                 <w:sz w:val="20"/>
                 <w:szCs w:val="20"/>
@@ -2722,7 +2723,8 @@
             </w:r>
             <w:r>
               <w:rPr>
-                <w:b/>
+                <w:b w:val="1"/>
+                <w:bCs w:val="1"/>
                 <w:noProof/>
                 <w:sz w:val="20"/>
                 <w:szCs w:val="20"/>
@@ -2761,7 +2763,7 @@
             <w:commentRangeEnd w:id="2"/>
             <w:r>
               <w:rPr>
-                <w:rStyle w:val="Refdecomentario"/>
+                <w:rStyle w:val="CommentReference"/>
               </w:rPr>
               <w:commentReference w:id="2"/>
             </w:r>
@@ -7308,7 +7310,28 @@
                 <w:sz w:val="20"/>
                 <w:szCs w:val="20"/>
               </w:rPr>
-              <w:t xml:space="preserve">Nota: En la </w:t>
+              <w:t>Nota</w:t>
+            </w:r>
+            <w:r>
+              <w:rPr>
+                <w:sz w:val="20"/>
+                <w:szCs w:val="20"/>
+              </w:rPr>
+              <w:t xml:space="preserve">: </w:t>
+            </w:r>
+            <w:r>
+              <w:rPr>
+                <w:sz w:val="20"/>
+                <w:szCs w:val="20"/>
+              </w:rPr>
+              <w:t>e</w:t>
+            </w:r>
+            <w:r>
+              <w:rPr>
+                <w:sz w:val="20"/>
+                <w:szCs w:val="20"/>
+              </w:rPr>
+              <w:t xml:space="preserve">n la </w:t>
             </w:r>
             <w:r>
               <w:rPr>
@@ -7382,25 +7405,46 @@
               <w:jc w:val="both"/>
               <w:rPr>
                 <w:sz w:val="20"/>
-              </w:rPr>
-            </w:pPr>
-            <w:r>
-              <w:rPr>
-                <w:sz w:val="20"/>
+                <w:szCs w:val="20"/>
+              </w:rPr>
+            </w:pPr>
+            <w:r>
+              <w:rPr>
+                <w:sz w:val="20"/>
+                <w:szCs w:val="20"/>
               </w:rPr>
               <w:t>Unir ambos puntos con una curva suave, formando un escote posterior sutil, que mantiene armonía con el delantero.</w:t>
             </w:r>
             <w:r>
-              <w:rPr>
-                <w:sz w:val="20"/>
-              </w:rPr>
               <w:br/>
             </w:r>
             <w:r>
               <w:rPr>
                 <w:sz w:val="20"/>
-              </w:rPr>
-              <w:t>Nota: También está indicado con una línea roja en el molde trasero (lado derecho).</w:t>
+                <w:szCs w:val="20"/>
+              </w:rPr>
+              <w:t>Nota</w:t>
+            </w:r>
+            <w:r>
+              <w:rPr>
+                <w:sz w:val="20"/>
+                <w:szCs w:val="20"/>
+              </w:rPr>
+              <w:t xml:space="preserve">: </w:t>
+            </w:r>
+            <w:r>
+              <w:rPr>
+                <w:sz w:val="20"/>
+                <w:szCs w:val="20"/>
+              </w:rPr>
+              <w:t>t</w:t>
+            </w:r>
+            <w:r>
+              <w:rPr>
+                <w:sz w:val="20"/>
+                <w:szCs w:val="20"/>
+              </w:rPr>
+              <w:t>ambién está indicado con una línea roja en el molde trasero (lado derecho).</w:t>
             </w:r>
           </w:p>
           <w:p>
@@ -13240,7 +13284,21 @@
           <w:sz w:val="20"/>
           <w:szCs w:val="20"/>
         </w:rPr>
-        <w:t>Entre las variaciones más utilizadas se encuentran la manga japonesa, que extiende el hombro de forma continua sin costura en la sisa, generando una caída natural del tejido. También destaca la manga abullonada, que incorpora frunces en uno o ambos extremos, aportando dramatismo y volumen. Por otro lado, la manga murciélago se distingue por su gran amplitud desde el hombro hasta la cintura, ofreciendo libertad de movimiento y un diseño más relajado.</w:t>
+        <w:t xml:space="preserve">Entre las variaciones más utilizadas se </w:t>
+      </w:r>
+      <w:r>
+        <w:rPr>
+          <w:sz w:val="20"/>
+          <w:szCs w:val="20"/>
+        </w:rPr>
+        <w:t>encuentra</w:t>
+      </w:r>
+      <w:r>
+        <w:rPr>
+          <w:sz w:val="20"/>
+          <w:szCs w:val="20"/>
+        </w:rPr>
+        <w:t xml:space="preserve"> la manga japonesa, que extiende el hombro de forma continua sin costura en la sisa, generando una caída natural del tejido. También destaca la manga abullonada, que incorpora frunces en uno o ambos extremos, aportando dramatismo y volumen. Por otro lado, la manga murciélago se distingue por su gran amplitud desde el hombro hasta la cintura, ofreciendo libertad de movimiento y un diseño más relajado.</w:t>
       </w:r>
     </w:p>
     <w:p>
@@ -15659,6 +15717,7 @@
         <w:tc>
           <w:tcPr>
             <w:tcW w:w="4981" w:type="dxa"/>
+            <w:tcMar/>
           </w:tcPr>
           <w:p>
             <w:pPr>
@@ -15826,6 +15885,7 @@
         <w:tc>
           <w:tcPr>
             <w:tcW w:w="4981" w:type="dxa"/>
+            <w:tcMar/>
           </w:tcPr>
           <w:p>
             <w:pPr>
@@ -16244,7 +16304,35 @@
                 <w:sz w:val="20"/>
                 <w:szCs w:val="20"/>
               </w:rPr>
-              <w:t>También se señalan dobleces y ajustes opcionales en los laterales o bajo de la prenda.</w:t>
+              <w:t xml:space="preserve">También se señalan dobleces y ajustes opcionales en los laterales o </w:t>
+            </w:r>
+            <w:r>
+              <w:rPr>
+                <w:sz w:val="20"/>
+                <w:szCs w:val="20"/>
+              </w:rPr>
+              <w:t>bajo</w:t>
+            </w:r>
+            <w:r>
+              <w:rPr>
+                <w:sz w:val="20"/>
+                <w:szCs w:val="20"/>
+              </w:rPr>
+              <w:t>s</w:t>
+            </w:r>
+            <w:r>
+              <w:rPr>
+                <w:sz w:val="20"/>
+                <w:szCs w:val="20"/>
+              </w:rPr>
+              <w:t xml:space="preserve"> de la </w:t>
+            </w:r>
+            <w:r>
+              <w:rPr>
+                <w:sz w:val="20"/>
+                <w:szCs w:val="20"/>
+              </w:rPr>
+              <w:t>prenda.</w:t>
             </w:r>
           </w:p>
           <w:p>
@@ -25889,22 +25977,19 @@
 
 <file path=word/comments.xml><?xml version="1.0" encoding="utf-8"?>
 <w:comments xmlns:wpc="http://schemas.microsoft.com/office/word/2010/wordprocessingCanvas" xmlns:cx="http://schemas.microsoft.com/office/drawing/2014/chartex" xmlns:cx1="http://schemas.microsoft.com/office/drawing/2015/9/8/chartex" xmlns:cx2="http://schemas.microsoft.com/office/drawing/2015/10/21/chartex" xmlns:cx3="http://schemas.microsoft.com/office/drawing/2016/5/9/chartex" xmlns:cx4="http://schemas.microsoft.com/office/drawing/2016/5/10/chartex" xmlns:cx5="http://schemas.microsoft.com/office/drawing/2016/5/11/chartex" xmlns:cx6="http://schemas.microsoft.com/office/drawing/2016/5/12/chartex" xmlns:cx7="http://schemas.microsoft.com/office/drawing/2016/5/13/chartex" xmlns:cx8="http://schemas.microsoft.com/office/drawing/2016/5/14/chartex" xmlns:mc="http://schemas.openxmlformats.org/markup-compatibility/2006" xmlns:aink="http://schemas.microsoft.com/office/drawing/2016/ink" xmlns:am3d="http://schemas.microsoft.com/office/drawing/2017/model3d" xmlns:o="urn:schemas-microsoft-com:office:office" xmlns:r="http://schemas.openxmlformats.org/officeDocument/2006/relationships" xmlns:m="http://schemas.openxmlformats.org/officeDocument/2006/math" xmlns:v="urn:schemas-microsoft-com:vml" xmlns:wp14="http://schemas.microsoft.com/office/word/2010/wordprocessingDrawing" xmlns:wp="http://schemas.openxmlformats.org/drawingml/2006/wordprocessingDrawing" xmlns:w10="urn:schemas-microsoft-com:office:word" xmlns:w="http://schemas.openxmlformats.org/wordprocessingml/2006/main" xmlns:w14="http://schemas.microsoft.com/office/word/2010/wordml" xmlns:w15="http://schemas.microsoft.com/office/word/2012/wordml" xmlns:w16cex="http://schemas.microsoft.com/office/word/2018/wordml/cex" xmlns:w16cid="http://schemas.microsoft.com/office/word/2016/wordml/cid" xmlns:w16="http://schemas.microsoft.com/office/word/2018/wordml" xmlns:w16sdtdh="http://schemas.microsoft.com/office/word/2020/wordml/sdtdatahash" xmlns:w16se="http://schemas.microsoft.com/office/word/2015/wordml/symex" xmlns:wpg="http://schemas.microsoft.com/office/word/2010/wordprocessingGroup" xmlns:wpi="http://schemas.microsoft.com/office/word/2010/wordprocessingInk" xmlns:wne="http://schemas.microsoft.com/office/word/2006/wordml" xmlns:wps="http://schemas.microsoft.com/office/word/2010/wordprocessingShape" mc:Ignorable="w14 w15 w16se w16cid w16 w16cex w16sdtdh wp14">
-  <w:comment w:initials="ARM" w:author="Paola Angélica Castro Salazar" w:date="2025-03-28T20:39:00Z" w:id="2">
-    <w:p>
-      <w:pPr>
-        <w:pStyle w:val="Textocomentario"/>
-      </w:pPr>
-      <w:r>
-        <w:rPr>
-          <w:rStyle w:val="Refdecomentario"/>
+  <w:comment xmlns:w="http://schemas.openxmlformats.org/wordprocessingml/2006/main" w:initials="ARM" w:author="Paola Angélica Castro Salazar" w:date="03/28/2025 13:39:00" w:id="2">
+    <w:p xmlns:w14="http://schemas.microsoft.com/office/word/2010/wordml">
+      <w:pPr>
+        <w:pStyle w:val="CommentText"/>
+      </w:pPr>
+      <w:r>
+        <w:rPr>
+          <w:rStyle w:val="CommentReference"/>
         </w:rPr>
         <w:annotationRef/>
       </w:r>
       <w:r>
-        <w:t>P</w:t>
-      </w:r>
-      <w:r>
-        <w:t>resenta la frase “HILO DEL TEJIDO” en orientación vertical, acompañada de dos flechas rectas con doble punta en sentido vertical. Estas indican la dirección correcta del hilo en la tela para colocar el patrón.</w:t>
+        <w:t>Presenta la frase “hilo tejido” en orientación vertical, acompañada de dos flechas rectas con doble punta en sentido vertical. Estas indican la dirección correcta del hilo en la tela para colocar el patrón.</w:t>
       </w:r>
     </w:p>
   </w:comment>
